--- a/klagomål/A 31590-2025 FSC-klagomål.docx
+++ b/klagomål/A 31590-2025 FSC-klagomål.docx
@@ -191,7 +191,7 @@
     </w:p>
     <w:p>
       <w:r>
-        <w:t>I avverkningsanmälan har följande 1 naturvårdsarter hittats: knärot (VU, §8). Av dessa är 1 rödlistade. För rödlistade arter har rödlistekategorin angivits inom parentes. För fridlysta arter anges även paragrafen i Artskyddsförordningen som arten är fridlyst enligt.</w:t>
+        <w:t>I avverkningsanmälan har följande 9 naturvårdsarter hittats: knärot (VU, §8), gränsticka (NT), orange taggsvamp (NT), ullticka (NT), dropptaggsvamp (S), grönpyrola (S), vedticka (S), tjäder (§4) och revlummer (§9). Av dessa är 4 rödlistade. För rödlistade arter har rödlistekategorin angivits inom parentes. Arter som är signalarter enligt Skogsstyrelsen har markerats med (S). För fridlysta arter anges även paragrafen i Artskyddsförordningen som arten är fridlyst enligt.</w:t>
       </w:r>
     </w:p>
     <w:p>
@@ -206,7 +206,7 @@
       <w:r>
         <w:drawing>
           <wp:inline xmlns:a="http://schemas.openxmlformats.org/drawingml/2006/main" xmlns:pic="http://schemas.openxmlformats.org/drawingml/2006/picture">
-            <wp:extent cx="5486400" cy="6957990"/>
+            <wp:extent cx="5486400" cy="6775450"/>
             <wp:docPr id="1" name="Picture 1"/>
             <wp:cNvGraphicFramePr>
               <a:graphicFrameLocks noChangeAspect="1"/>
@@ -227,7 +227,7 @@
                   <pic:spPr>
                     <a:xfrm>
                       <a:off x="0" y="0"/>
-                      <a:ext cx="5486400" cy="6957990"/>
+                      <a:ext cx="5486400" cy="6775450"/>
                     </a:xfrm>
                     <a:prstGeom prst="rect"/>
                   </pic:spPr>
@@ -247,6 +247,68 @@
       </w:r>
     </w:p>
     <w:p>
+      <w:r>
+        <w:rPr>
+          <w:b/>
+        </w:rPr>
+        <w:t>Gränsticka (NT)</w:t>
+      </w:r>
+      <w:r>
+        <w:t xml:space="preserve"> är en mycket bra signalart inom hela sitt utbredningsområde. Den är huvudsakligen knuten till restbestånd av barrnaturskog och förekommer med ett tydligt optimum i orörda eller måttligt påverkade gamla granskogar där det föreligger långvarig kontinuitet av grov död ved. Lokaler som hyser arten, speciellt i mellersta och södra Sverige, bör undantas från skogsbruk (SLU Artdatabanken, 2024; Nitare &amp; Skogsstyrelsen, 2019).</w:t>
+      </w:r>
+    </w:p>
+    <w:p>
+      <w:r>
+        <w:rPr>
+          <w:b/>
+        </w:rPr>
+        <w:t xml:space="preserve">Grönpyrola </w:t>
+      </w:r>
+      <w:r>
+        <w:t>växer främst på sandig, torr eller frisk mark i äldre barrskog, ofta på isälvsmaterial såsom sand och grus. Den påträffas främst i äldre naturligt uppkomna barrskogar, exempelvis på tallmoar, i åssluttningar, dyner och rasbranter. Arten är känslig för skogsbruksmetoder såsom slutavverkning och markberedning (Nitare &amp; Skogsstyrelsen, 2019).</w:t>
+      </w:r>
+    </w:p>
+    <w:p>
+      <w:r>
+        <w:rPr>
+          <w:b/>
+        </w:rPr>
+        <w:t xml:space="preserve">Orange taggsvamp (NT) </w:t>
+      </w:r>
+      <w:r>
+        <w:t>bildar mykorrhiza med både gran och tall och den förekommer främst i äldre barrskogar med kontinuitetsskogskaraktär. Mest frekvent är den i äldre mossrik granskog, men då bara i skogar inom granens naturliga utbredningsområde och i bestånd med långvarig grankontinuitet. Den totala populationen i landet bedöms ha minskat kraftigt och fortsatt kommer att minska då arten är knuten till en produktiv skogsmiljö som successivt avverkas. Arten hotas främst av skogsavverkning och tycks försvinna efter slutavverkning, markberedning och plantering och det är inte känt att arten har återkommit i anlagd skog på tidigare kalmark (SLU Artdatabanken, 2024).</w:t>
+      </w:r>
+    </w:p>
+    <w:p>
+      <w:r>
+        <w:rPr>
+          <w:b/>
+        </w:rPr>
+        <w:t>Ullticka (NT)</w:t>
+      </w:r>
+      <w:r>
+        <w:t xml:space="preserve"> är knuten till restbestånd av barrnaturskog och förekommer med ett tydligt optimum i orörda eller måttligt påverkade gamla granskogar där det föreligger viss kontinuitet av grov död ved. Ullticka är en bra signalart inom hela sitt utbredningsområde och i södra Sverige är den sällsynt och en god signalart för skyddsvärda granskogsmiljöer. Den hotas av avverkning och fragmentering av naturskog och äldre granskog med lång trädkontinuitet. På ullticka kan ibland ulltickeporing (VU) påträffas - det är en sällsynt ticka som nyligen delats upp i tre olika arter: </w:t>
+      </w:r>
+      <w:r>
+        <w:rPr>
+          <w:i/>
+        </w:rPr>
+        <w:t xml:space="preserve">Skeletocutis brevispora </w:t>
+      </w:r>
+      <w:r>
+        <w:t>(ulltickeporing)</w:t>
+      </w:r>
+      <w:r>
+        <w:rPr>
+          <w:i/>
+        </w:rPr>
+        <w:t>, Skeletocutis delicata och Skeletocutis exilis</w:t>
+      </w:r>
+      <w:r>
+        <w:t>. De två sistnämnda arterna står för närvarande (2020) som ej bedömda i rödlistan (SLU Artdatabanken, 2024; Nitare &amp; Skogsstyrelsen, 2019; Miettinen &amp; Niemelä, 2018).</w:t>
+      </w:r>
+    </w:p>
+    <w:p>
       <w:pPr>
         <w:pStyle w:val="Heading1"/>
       </w:pPr>
@@ -256,7 +318,21 @@
     </w:p>
     <w:p>
       <w:r>
-        <w:t>Följande fridlysta arter har sina livsmiljöer och växtplatser i den avverkningsanmälda skogen: knärot (VU, §8).</w:t>
+        <w:t>Följande fridlysta arter har sina livsmiljöer och växtplatser i den avverkningsanmälda skogen: knärot (VU, §8), tjäder (§4) och revlummer (§9).</w:t>
+      </w:r>
+    </w:p>
+    <w:p>
+      <w:r>
+        <w:t xml:space="preserve">Observera att medlemsländerna är skyldiga att agera i enlighet med EU:s fågeldirektiv där det uttryckligen står att direktivet gäller för fåglar samt för deras ägg, bon och </w:t>
+      </w:r>
+      <w:r>
+        <w:rPr>
+          <w:b/>
+        </w:rPr>
+        <w:t xml:space="preserve">livsmiljöer </w:t>
+      </w:r>
+      <w:r>
+        <w:t>(artikel 1). Vidare att de åtgärder som vidtas inte får leda till en försämring av den nuvarande situationen beträffande bevarandet av de fågelarter som avses i artikel 1 (artikel 13). Fågeldirektivet är styrande för tillsynsansvariga myndigheters ärendehantering, ställningstaganden och beslutsfattande.</w:t>
       </w:r>
     </w:p>
     <w:p>
@@ -272,7 +348,7 @@
     </w:p>
     <w:p>
       <w:r>
-        <w:t>I det avverkningsanmälda området finns 1 fyndplatser för knärot registrerade på Artportalen. Figur 2 visar gränserna för buffertzoner på 50 m, som behöver lämnas kring fyndplatserna för att knärotslokalerna inte ska försvinna vid en avverkning. Av det avverkningsanmälda området överlappar 0.66 ha med buffertzonerna och får av detta skäl inte avverkas.</w:t>
+        <w:t>I det avverkningsanmälda området finns 14 fyndplatser för knärot registrerade på Artportalen. Figur 2 visar gränserna för buffertzoner på 50 m, som behöver lämnas kring fyndplatserna för att knärotslokalerna inte ska försvinna vid en avverkning. Av det avverkningsanmälda området överlappar 2.82 ha med buffertzonerna och får av detta skäl inte avverkas.</w:t>
       </w:r>
     </w:p>
     <w:p>
@@ -384,6 +460,22 @@
       <w:r>
         <w:t>I den avverkningsanmälda skogen har fridlysta arter sina livsmiljöer och växtplatser. Att skada de fridlysta arternas livsmiljöer, växtplatser eller ekologiska funktion är inte tillåtet enligt artskyddsförordningen.</w:t>
       </w:r>
+      <w:r>
+        <w:rPr>
+          <w:i/>
+        </w:rPr>
+        <w:t xml:space="preserve"> EU:s medlemsländer och skogsbolag är skyldiga att agera i enlighet med EU:s fågeldirektiv där det uttryckligen står att direktivet gäller för fåglar samt för deras ägg, bon och </w:t>
+      </w:r>
+      <w:r>
+        <w:rPr>
+          <w:b/>
+          <w:i/>
+        </w:rPr>
+        <w:t xml:space="preserve">livsmiljöer </w:t>
+      </w:r>
+      <w:r>
+        <w:t>(artikel 1). Vidare att de åtgärder som vidtas inte får leda till en försämring av den nuvarande situationen beträffande bevarandet av de fågelarter som avses i artikel 1 (artikel 13).</w:t>
+      </w:r>
     </w:p>
     <w:p>
       <w:r>
@@ -422,7 +514,7 @@
         <w:rPr>
           <w:i/>
         </w:rPr>
-        <w:t>I det avverkningsanmälda skogsområdet har 1 naturvårdsarter varav 1 rödlistade arter sina livsmiljöer och växtplatser.</w:t>
+        <w:t>I det avverkningsanmälda skogsområdet har 9 naturvårdsarter varav 4 rödlistade arter sina livsmiljöer och växtplatser.</w:t>
       </w:r>
     </w:p>
     <w:p>
@@ -813,6 +905,46 @@
       </w:r>
       <w:r>
         <w:t>SLU Artdatabanken, Uppsala</w:t>
+      </w:r>
+    </w:p>
+    <w:p>
+      <w:pPr>
+        <w:pStyle w:val="Heading1"/>
+      </w:pPr>
+      <w:r>
+        <w:t>Tjäder – ekologi samt krav på livsmiljön</w:t>
+      </w:r>
+    </w:p>
+    <w:p>
+      <w:r>
+        <w:t>Tjäder (§4) är en utpräglad skogsfågel knuten till större sammanhängande barrskogsområden. Tupparna och hönorna utnyttjar till viss del olika miljöer, och habitatvalet varierar dessutom mellan olika delar av året. För att det ska finnas livskraftiga tjäderbestånd krävs funktionella skogslandskap med en blandning av uppvuxen, gles och luckig skog, täta sumpskogar, myrar och andra små våtmarker (Skogsstyrelsen, 2019).</w:t>
+      </w:r>
+    </w:p>
+    <w:p>
+      <w:r>
+        <w:t>Arten försvinner när skogen fragmenteras och den sammanlagda arealen hyggen och andra öppna områden blir för stor. Ett småskaligt och försiktigt virkesuttag genom hyggesfria metoder kan i vissa fall vara möjligt i området inom 200 m från lekcentrum. Längre ut från lekcentrum, inom 200–500 m bör den avverkade ytan inte överskrida 1 hektar för att undvika alltför stora och snabba förändringar (Skogsstyrelsen, 2019).</w:t>
+      </w:r>
+    </w:p>
+    <w:p>
+      <w:pPr>
+        <w:pStyle w:val="Heading2"/>
+      </w:pPr>
+      <w:r>
+        <w:t>Referenser – tjäder</w:t>
+      </w:r>
+    </w:p>
+    <w:p>
+      <w:r>
+        <w:t xml:space="preserve">Skogsstyrelsen, 2019. </w:t>
+      </w:r>
+      <w:r>
+        <w:rPr>
+          <w:i/>
+        </w:rPr>
+        <w:t xml:space="preserve">Vägledning för hänsyn till fåglar – tjäder. </w:t>
+      </w:r>
+      <w:r>
+        <w:t>https://www.skogsstyrelsen.se/globalassets/lag-och-tillsyn/artskydd/vagledningar-for-hansyn-till-faglar/tjader-vagledning-hansyn2.pdf</w:t>
       </w:r>
     </w:p>
     <w:sectPr>
@@ -943,7 +1075,7 @@
     <w:r>
       <w:tab/>
       <w:tab/>
-      <w:t>2025-08-06</w:t>
+      <w:t>2025-08-09</w:t>
       <w:br/>
       <w:br/>
     </w:r>

--- a/klagomål/A 31590-2025 FSC-klagomål.docx
+++ b/klagomål/A 31590-2025 FSC-klagomål.docx
@@ -168,7 +168,7 @@
     </w:p>
     <w:p>
       <w:r>
-        <w:t>Detta dokument behandlar höga naturvärden i avverkningsanmälan A 31590-2025 i Gävle kommun. Denna avverkningsanmälan inkom 2025-06-25 och omfattar 4,5 ha.</w:t>
+        <w:t>Detta dokument behandlar höga naturvärden i avverkningsanmälan A 31590-2025 i Gävle kommun. Denna avverkningsanmälan inkom 2025-06-25 16:41:19 och omfattar 4,5 ha.</w:t>
       </w:r>
     </w:p>
     <w:p>

--- a/klagomål/A 31590-2025 FSC-klagomål.docx
+++ b/klagomål/A 31590-2025 FSC-klagomål.docx
@@ -1075,7 +1075,7 @@
     <w:r>
       <w:tab/>
       <w:tab/>
-      <w:t>2025-08-09</w:t>
+      <w:t>2025-08-10</w:t>
       <w:br/>
       <w:br/>
     </w:r>

--- a/klagomål/A 31590-2025 FSC-klagomål.docx
+++ b/klagomål/A 31590-2025 FSC-klagomål.docx
@@ -1075,7 +1075,7 @@
     <w:r>
       <w:tab/>
       <w:tab/>
-      <w:t>2025-08-10</w:t>
+      <w:t>2025-08-11</w:t>
       <w:br/>
       <w:br/>
     </w:r>

--- a/klagomål/A 31590-2025 FSC-klagomål.docx
+++ b/klagomål/A 31590-2025 FSC-klagomål.docx
@@ -1075,7 +1075,7 @@
     <w:r>
       <w:tab/>
       <w:tab/>
-      <w:t>2025-08-11</w:t>
+      <w:t>2025-08-12</w:t>
       <w:br/>
       <w:br/>
     </w:r>

--- a/klagomål/A 31590-2025 FSC-klagomål.docx
+++ b/klagomål/A 31590-2025 FSC-klagomål.docx
@@ -1075,7 +1075,7 @@
     <w:r>
       <w:tab/>
       <w:tab/>
-      <w:t>2025-08-12</w:t>
+      <w:t>2025-08-13</w:t>
       <w:br/>
       <w:br/>
     </w:r>

--- a/klagomål/A 31590-2025 FSC-klagomål.docx
+++ b/klagomål/A 31590-2025 FSC-klagomål.docx
@@ -1075,7 +1075,7 @@
     <w:r>
       <w:tab/>
       <w:tab/>
-      <w:t>2025-08-13</w:t>
+      <w:t>2025-08-14</w:t>
       <w:br/>
       <w:br/>
     </w:r>

--- a/klagomål/A 31590-2025 FSC-klagomål.docx
+++ b/klagomål/A 31590-2025 FSC-klagomål.docx
@@ -1075,7 +1075,7 @@
     <w:r>
       <w:tab/>
       <w:tab/>
-      <w:t>2025-08-14</w:t>
+      <w:t>2025-08-15</w:t>
       <w:br/>
       <w:br/>
     </w:r>

--- a/klagomål/A 31590-2025 FSC-klagomål.docx
+++ b/klagomål/A 31590-2025 FSC-klagomål.docx
@@ -1075,7 +1075,7 @@
     <w:r>
       <w:tab/>
       <w:tab/>
-      <w:t>2025-08-15</w:t>
+      <w:t>2025-08-16</w:t>
       <w:br/>
       <w:br/>
     </w:r>

--- a/klagomål/A 31590-2025 FSC-klagomål.docx
+++ b/klagomål/A 31590-2025 FSC-klagomål.docx
@@ -1075,7 +1075,7 @@
     <w:r>
       <w:tab/>
       <w:tab/>
-      <w:t>2025-08-16</w:t>
+      <w:t>2025-08-17</w:t>
       <w:br/>
       <w:br/>
     </w:r>

--- a/klagomål/A 31590-2025 FSC-klagomål.docx
+++ b/klagomål/A 31590-2025 FSC-klagomål.docx
@@ -1075,7 +1075,7 @@
     <w:r>
       <w:tab/>
       <w:tab/>
-      <w:t>2025-08-17</w:t>
+      <w:t>2025-08-18</w:t>
       <w:br/>
       <w:br/>
     </w:r>

--- a/klagomål/A 31590-2025 FSC-klagomål.docx
+++ b/klagomål/A 31590-2025 FSC-klagomål.docx
@@ -1075,7 +1075,7 @@
     <w:r>
       <w:tab/>
       <w:tab/>
-      <w:t>2025-08-18</w:t>
+      <w:t>2025-08-19</w:t>
       <w:br/>
       <w:br/>
     </w:r>

--- a/klagomål/A 31590-2025 FSC-klagomål.docx
+++ b/klagomål/A 31590-2025 FSC-klagomål.docx
@@ -1075,7 +1075,7 @@
     <w:r>
       <w:tab/>
       <w:tab/>
-      <w:t>2025-08-19</w:t>
+      <w:t>2025-08-20</w:t>
       <w:br/>
       <w:br/>
     </w:r>

--- a/klagomål/A 31590-2025 FSC-klagomål.docx
+++ b/klagomål/A 31590-2025 FSC-klagomål.docx
@@ -1075,7 +1075,7 @@
     <w:r>
       <w:tab/>
       <w:tab/>
-      <w:t>2025-08-20</w:t>
+      <w:t>2025-08-21</w:t>
       <w:br/>
       <w:br/>
     </w:r>

--- a/klagomål/A 31590-2025 FSC-klagomål.docx
+++ b/klagomål/A 31590-2025 FSC-klagomål.docx
@@ -1075,7 +1075,7 @@
     <w:r>
       <w:tab/>
       <w:tab/>
-      <w:t>2025-08-21</w:t>
+      <w:t>2025-08-22</w:t>
       <w:br/>
       <w:br/>
     </w:r>

--- a/klagomål/A 31590-2025 FSC-klagomål.docx
+++ b/klagomål/A 31590-2025 FSC-klagomål.docx
@@ -1075,7 +1075,7 @@
     <w:r>
       <w:tab/>
       <w:tab/>
-      <w:t>2025-08-22</w:t>
+      <w:t>2025-08-23</w:t>
       <w:br/>
       <w:br/>
     </w:r>

--- a/klagomål/A 31590-2025 FSC-klagomål.docx
+++ b/klagomål/A 31590-2025 FSC-klagomål.docx
@@ -1075,7 +1075,7 @@
     <w:r>
       <w:tab/>
       <w:tab/>
-      <w:t>2025-08-23</w:t>
+      <w:t>2025-08-24</w:t>
       <w:br/>
       <w:br/>
     </w:r>

--- a/klagomål/A 31590-2025 FSC-klagomål.docx
+++ b/klagomål/A 31590-2025 FSC-klagomål.docx
@@ -1075,7 +1075,7 @@
     <w:r>
       <w:tab/>
       <w:tab/>
-      <w:t>2025-08-24</w:t>
+      <w:t>2025-08-25</w:t>
       <w:br/>
       <w:br/>
     </w:r>

--- a/klagomål/A 31590-2025 FSC-klagomål.docx
+++ b/klagomål/A 31590-2025 FSC-klagomål.docx
@@ -1075,7 +1075,7 @@
     <w:r>
       <w:tab/>
       <w:tab/>
-      <w:t>2025-08-25</w:t>
+      <w:t>2025-08-26</w:t>
       <w:br/>
       <w:br/>
     </w:r>

--- a/klagomål/A 31590-2025 FSC-klagomål.docx
+++ b/klagomål/A 31590-2025 FSC-klagomål.docx
@@ -1075,7 +1075,7 @@
     <w:r>
       <w:tab/>
       <w:tab/>
-      <w:t>2025-08-26</w:t>
+      <w:t>2025-08-30</w:t>
       <w:br/>
       <w:br/>
     </w:r>

--- a/klagomål/A 31590-2025 FSC-klagomål.docx
+++ b/klagomål/A 31590-2025 FSC-klagomål.docx
@@ -1075,7 +1075,7 @@
     <w:r>
       <w:tab/>
       <w:tab/>
-      <w:t>2025-08-30</w:t>
+      <w:t>2025-08-31</w:t>
       <w:br/>
       <w:br/>
     </w:r>

--- a/klagomål/A 31590-2025 FSC-klagomål.docx
+++ b/klagomål/A 31590-2025 FSC-klagomål.docx
@@ -1075,7 +1075,7 @@
     <w:r>
       <w:tab/>
       <w:tab/>
-      <w:t>2025-08-31</w:t>
+      <w:t>2025-09-01</w:t>
       <w:br/>
       <w:br/>
     </w:r>

--- a/klagomål/A 31590-2025 FSC-klagomål.docx
+++ b/klagomål/A 31590-2025 FSC-klagomål.docx
@@ -1075,7 +1075,7 @@
     <w:r>
       <w:tab/>
       <w:tab/>
-      <w:t>2025-09-01</w:t>
+      <w:t>2025-09-04</w:t>
       <w:br/>
       <w:br/>
     </w:r>

--- a/klagomål/A 31590-2025 FSC-klagomål.docx
+++ b/klagomål/A 31590-2025 FSC-klagomål.docx
@@ -1075,7 +1075,7 @@
     <w:r>
       <w:tab/>
       <w:tab/>
-      <w:t>2025-09-04</w:t>
+      <w:t>2025-09-05</w:t>
       <w:br/>
       <w:br/>
     </w:r>

--- a/klagomål/A 31590-2025 FSC-klagomål.docx
+++ b/klagomål/A 31590-2025 FSC-klagomål.docx
@@ -1075,7 +1075,7 @@
     <w:r>
       <w:tab/>
       <w:tab/>
-      <w:t>2025-09-05</w:t>
+      <w:t>2025-09-07</w:t>
       <w:br/>
       <w:br/>
     </w:r>

--- a/klagomål/A 31590-2025 FSC-klagomål.docx
+++ b/klagomål/A 31590-2025 FSC-klagomål.docx
@@ -1075,7 +1075,7 @@
     <w:r>
       <w:tab/>
       <w:tab/>
-      <w:t>2025-09-07</w:t>
+      <w:t>2025-09-08</w:t>
       <w:br/>
       <w:br/>
     </w:r>

--- a/klagomål/A 31590-2025 FSC-klagomål.docx
+++ b/klagomål/A 31590-2025 FSC-klagomål.docx
@@ -191,7 +191,7 @@
     </w:p>
     <w:p>
       <w:r>
-        <w:t>I avverkningsanmälan har följande 9 naturvårdsarter hittats: knärot (VU, §8), gränsticka (NT), orange taggsvamp (NT), ullticka (NT), dropptaggsvamp (S), grönpyrola (S), vedticka (S), tjäder (§4) och revlummer (§9). Av dessa är 4 rödlistade. För rödlistade arter har rödlistekategorin angivits inom parentes. Arter som är signalarter enligt Skogsstyrelsen har markerats med (S). För fridlysta arter anges även paragrafen i Artskyddsförordningen som arten är fridlyst enligt.</w:t>
+        <w:t>I avverkningsanmälan har följande 11 naturvårdsarter hittats: knärot (VU, §8), gränsticka (NT), orange taggsvamp (NT), talltita (NT, §4), ullticka (NT), dropptaggsvamp (S), grönpyrola (S), vedticka (S), kungsfågel (§4), tjäder (§4) och revlummer (§9). Av dessa är 5 rödlistade. För rödlistade arter har rödlistekategorin angivits inom parentes. Arter som är signalarter enligt Skogsstyrelsen har markerats med (S). För fridlysta arter anges även paragrafen i Artskyddsförordningen som arten är fridlyst enligt.</w:t>
       </w:r>
     </w:p>
     <w:p>
@@ -318,7 +318,7 @@
     </w:p>
     <w:p>
       <w:r>
-        <w:t>Följande fridlysta arter har sina livsmiljöer och växtplatser i den avverkningsanmälda skogen: knärot (VU, §8), tjäder (§4) och revlummer (§9).</w:t>
+        <w:t>Följande fridlysta arter har sina livsmiljöer och växtplatser i den avverkningsanmälda skogen: knärot (VU, §8), talltita (NT, §4), kungsfågel (§4), tjäder (§4) och revlummer (§9).</w:t>
       </w:r>
     </w:p>
     <w:p>
@@ -405,6 +405,17 @@
     </w:p>
     <w:p>
       <w:r>
+        <w:rPr>
+          <w:b/>
+        </w:rPr>
+        <w:t>Talltita (NT, §4)</w:t>
+      </w:r>
+      <w:r>
+        <w:t>, rödlistad som nära hotad och prioriterad art i Skogsvårdslagen har häckningsrevir i anmälan. Arten har minskat kraftigt de senaste 30 åren och minskningstakten innevarande 10-årsperiod beräknas till 20 (10–30) %. Talltitan är synnerligen trogen sitt cirka 15 hektar stora revir och är beroende av flerskiktade olikåldriga skogar för att kunna föda upp sina ungar. Talltitan försvinner om dess livsmiljö kalavverkas (Eggers &amp; Low (2014); Ekman (1979); Griesser et al (2007); Klein (2020); Siffczyk et al (2003); SLU Artdatabanken (2021).</w:t>
+      </w:r>
+    </w:p>
+    <w:p>
+      <w:r>
         <w:t>I BILAGA 1 finns mer detaljerad information om ekologi samt krav på livsmiljö hos fridlysta arter.</w:t>
       </w:r>
     </w:p>
@@ -514,7 +525,7 @@
         <w:rPr>
           <w:i/>
         </w:rPr>
-        <w:t>I det avverkningsanmälda skogsområdet har 9 naturvårdsarter varav 4 rödlistade arter sina livsmiljöer och växtplatser.</w:t>
+        <w:t>I det avverkningsanmälda skogsområdet har 11 naturvårdsarter varav 5 rödlistade arter sina livsmiljöer och växtplatser.</w:t>
       </w:r>
     </w:p>
     <w:p>
@@ -896,6 +907,126 @@
     <w:p>
       <w:r>
         <w:t xml:space="preserve">SLU Artdatabanken, 2024. </w:t>
+      </w:r>
+      <w:r>
+        <w:rPr>
+          <w:i/>
+        </w:rPr>
+        <w:t xml:space="preserve">Artfaktablad. Naturvård – artfakta. </w:t>
+      </w:r>
+      <w:r>
+        <w:t>SLU Artdatabanken, Uppsala</w:t>
+      </w:r>
+    </w:p>
+    <w:p>
+      <w:pPr>
+        <w:pStyle w:val="Heading1"/>
+      </w:pPr>
+      <w:r>
+        <w:t>Talltita – ekologi samt krav på livsmiljön</w:t>
+      </w:r>
+    </w:p>
+    <w:p>
+      <w:r>
+        <w:t>Talltita är rödlistad som NT, fridlyst och prioriterad art i Skogsvårdslagen. Den omfattas av EU:s fågeldirektiv. Arten har minskat kraftigt de senaste 30 åren och minskningstakten innevarande 10-årsperiod beräknas till 20 (10–30) % (SLU Artdatabanken, 2022).</w:t>
+      </w:r>
+    </w:p>
+    <w:p>
+      <w:r>
+        <w:t>Talltita föredrar större sammanhängande barrskogar, och finns såväl i tallskog som granskog och i lövblandad barrskog. Skogens struktur är viktig och ska helst vara flerskiktad med riklig underväxt av mindre granar, björk och andra lövträd och buskar. Tillgång på murknande högstubbar är särskilt viktig, eftersom talltitan helst själv hackar ut sitt bohål (SLU Artdatabanken, 2022).</w:t>
+      </w:r>
+    </w:p>
+    <w:p>
+      <w:r>
+        <w:t>Det finns flera studier som visar att talltita är känslig för gallring och inte överlever när dess livsmiljö kalavverkas (Eggers and Low, 2014; Griesser et al., 2007; Klein, 2020). Talltitans revir är förhållandevis stora, 10–20 hektar och arten missgynnas när skogen fragmenteras. Kalavverkning av större delar av reviret innebär att det överges (Artdatabanken, 2021).</w:t>
+      </w:r>
+    </w:p>
+    <w:p>
+      <w:r>
+        <w:t>Talltitan är synnerligen trogen sitt revir så länge paret lever och biotopen förblir intakt. Paret stannar i sitt revir året om. En förlust av ett revir har därför en stor inverkan på den lokala populationen och trakthyggesbruket anses vara orsak till den svenska populationens kraftiga minskning. Talltiteparets revirtrohet innebär att närhelst under året man observerar en adult talltita så ingår denna plats i reviret (Siffczyk et al., 2003; Ekman, 1979).</w:t>
+      </w:r>
+    </w:p>
+    <w:p>
+      <w:pPr>
+        <w:pStyle w:val="Heading2"/>
+      </w:pPr>
+      <w:r>
+        <w:t>Referenser – talltita</w:t>
+      </w:r>
+    </w:p>
+    <w:p>
+      <w:r>
+        <w:t xml:space="preserve">Eggers, S., Low, M., 2014. </w:t>
+      </w:r>
+      <w:r>
+        <w:rPr>
+          <w:i/>
+        </w:rPr>
+        <w:t xml:space="preserve">Differential demographic responses of sympatric Parids to vegetation management in boreal forest. </w:t>
+      </w:r>
+      <w:r>
+        <w:t>For. Ecol. Manage. 319, 169–175.</w:t>
+      </w:r>
+    </w:p>
+    <w:p>
+      <w:r>
+        <w:t xml:space="preserve">Ekman, J., 1979. </w:t>
+      </w:r>
+      <w:r>
+        <w:rPr>
+          <w:i/>
+        </w:rPr>
+        <w:t xml:space="preserve">Coherence, composition and territories of winter social groups of the Willow Tit Parus montanus and the Crested Tit P. cristatus. </w:t>
+      </w:r>
+      <w:r>
+        <w:t>Ornis Scandinavica, 10, pp 56–68</w:t>
+      </w:r>
+    </w:p>
+    <w:p>
+      <w:r>
+        <w:t xml:space="preserve">Griesser, M., Nystrand, M., Eggers, S., Ekman, J., 2007. </w:t>
+      </w:r>
+      <w:r>
+        <w:rPr>
+          <w:i/>
+        </w:rPr>
+        <w:t xml:space="preserve">Impact of forestry practices on fitness correlates and population productivity in an open-nesting bird species. </w:t>
+      </w:r>
+      <w:r>
+        <w:t>Conserv. Biol. 21, 767–774. https://doi.org/10.1111/j.1523- 1739.2007.00675.x</w:t>
+      </w:r>
+    </w:p>
+    <w:p>
+      <w:r>
+        <w:t xml:space="preserve">Klein, J., 2020. </w:t>
+      </w:r>
+      <w:r>
+        <w:rPr>
+          <w:i/>
+        </w:rPr>
+        <w:t xml:space="preserve">The forgotten forest – On thinning, retention, and biodiversity in the boreal forest. </w:t>
+      </w:r>
+      <w:r>
+        <w:t>Doctoral Thesis No. 2020:50</w:t>
+      </w:r>
+    </w:p>
+    <w:p>
+      <w:r>
+        <w:t xml:space="preserve">Siffczyk, C., Brotons, L., Kangas, K., Orell, M., 2003. </w:t>
+      </w:r>
+      <w:r>
+        <w:rPr>
+          <w:i/>
+        </w:rPr>
+        <w:t xml:space="preserve">Home range size of willow tits. </w:t>
+      </w:r>
+      <w:r>
+        <w:t>Oecologica, 136, 635–642 (2003)</w:t>
+      </w:r>
+    </w:p>
+    <w:p>
+      <w:r>
+        <w:t xml:space="preserve">SLU Artdatabanken, 2021. </w:t>
       </w:r>
       <w:r>
         <w:rPr>
@@ -1075,7 +1206,7 @@
     <w:r>
       <w:tab/>
       <w:tab/>
-      <w:t>2025-09-08</w:t>
+      <w:t>2025-09-10</w:t>
       <w:br/>
       <w:br/>
     </w:r>

--- a/klagomål/A 31590-2025 FSC-klagomål.docx
+++ b/klagomål/A 31590-2025 FSC-klagomål.docx
@@ -1206,7 +1206,7 @@
     <w:r>
       <w:tab/>
       <w:tab/>
-      <w:t>2025-09-10</w:t>
+      <w:t>2025-09-11</w:t>
       <w:br/>
       <w:br/>
     </w:r>

--- a/klagomål/A 31590-2025 FSC-klagomål.docx
+++ b/klagomål/A 31590-2025 FSC-klagomål.docx
@@ -1206,7 +1206,7 @@
     <w:r>
       <w:tab/>
       <w:tab/>
-      <w:t>2025-09-11</w:t>
+      <w:t>2025-09-12</w:t>
       <w:br/>
       <w:br/>
     </w:r>

--- a/klagomål/A 31590-2025 FSC-klagomål.docx
+++ b/klagomål/A 31590-2025 FSC-klagomål.docx
@@ -1206,7 +1206,7 @@
     <w:r>
       <w:tab/>
       <w:tab/>
-      <w:t>2025-09-12</w:t>
+      <w:t>2025-09-13</w:t>
       <w:br/>
       <w:br/>
     </w:r>

--- a/klagomål/A 31590-2025 FSC-klagomål.docx
+++ b/klagomål/A 31590-2025 FSC-klagomål.docx
@@ -1206,7 +1206,7 @@
     <w:r>
       <w:tab/>
       <w:tab/>
-      <w:t>2025-09-13</w:t>
+      <w:t>2025-09-14</w:t>
       <w:br/>
       <w:br/>
     </w:r>

--- a/klagomål/A 31590-2025 FSC-klagomål.docx
+++ b/klagomål/A 31590-2025 FSC-klagomål.docx
@@ -343,7 +343,25 @@
         <w:t>Knärot (VU, §8)</w:t>
       </w:r>
       <w:r>
-        <w:t xml:space="preserve"> är rödlistad som sårbar och fridlyst enligt 8§ artskyddsförordningen. En nyligen genomförd analys av 79 floraväktarlokaler indikerar att det behövs någonstans mellan 100 och 150 meters skyddszon för att en knärotspopulation inte ska dö ut på lång sikt (Sebestyén &amp; Sundberg, 2025). Detta ligger väl i linje med tidigare genomförda studier som visar att det krävs väl tilltagna buffertzoner för att knäroten inte ska ta skada av skogsbruksåtgärder i intilliggande skog (Johnson, 2014; Koelmeijer m.fl., 2022; Skogsstyrelsen, 2022). Arten är även känslig för gallring vilket framgår av Skogsstyrelsens egen vägledning för hänsyn till knärot (Skogsstyrelsen, 2022). För rika förekomster av knärot är reservatsbildning eller biotopskydd lämpliga åtgärder för att skydda den (SLU Artdatabanken, 2024).</w:t>
+        <w:t xml:space="preserve"> är rödlistad som sårbar och fridlyst enligt 8§ artskyddsförordningen. En nyligen genomförd analys av 79 floraväktarlokaler indikerar att det behövs någonstans mellan 100 och 150 meters skyddszon för att en knärotspopulation inte ska dö ut på lång sikt (Sebestyén &amp; Sundberg, 2025). Detta ligger väl i linje med tidigare genomförda studier som visar att det krävs väl tilltagna buffertzoner för att knäroten inte ska ta skada av skogsbruksåtgärder i intilliggande skog (Johnson, 2014; Koelmeijer m.fl., 2022; Skogsstyrelsen, 2022). Arten är även känslig för gallring vilket framgår av Skogsstyrelsens egen vägledning för hänsyn till knärot (Skogsstyrelsen, 2022). För rika förekomster av knärot är reservatsbildning eller biotopskydd lämpliga åtgärder för att skydda den. På knärot kan den sällsynta rostsvampen </w:t>
+      </w:r>
+      <w:r>
+        <w:rPr>
+          <w:i/>
+        </w:rPr>
+        <w:t>Pucciniastrum goodyerae</w:t>
+      </w:r>
+      <w:r>
+        <w:t xml:space="preserve"> påträffas. </w:t>
+      </w:r>
+      <w:r>
+        <w:rPr>
+          <w:i/>
+        </w:rPr>
+        <w:t>Pucciniastrum goodyerae</w:t>
+      </w:r>
+      <w:r>
+        <w:t xml:space="preserve"> är klassad som NE (ej bedömd) i rödlistan(SLU Artdatabanken, 2024).</w:t>
       </w:r>
     </w:p>
     <w:p>
@@ -1206,7 +1224,7 @@
     <w:r>
       <w:tab/>
       <w:tab/>
-      <w:t>2025-09-14</w:t>
+      <w:t>2025-09-15</w:t>
       <w:br/>
       <w:br/>
     </w:r>

--- a/klagomål/A 31590-2025 FSC-klagomål.docx
+++ b/klagomål/A 31590-2025 FSC-klagomål.docx
@@ -1224,7 +1224,7 @@
     <w:r>
       <w:tab/>
       <w:tab/>
-      <w:t>2025-09-15</w:t>
+      <w:t>2025-09-16</w:t>
       <w:br/>
       <w:br/>
     </w:r>

--- a/klagomål/A 31590-2025 FSC-klagomål.docx
+++ b/klagomål/A 31590-2025 FSC-klagomål.docx
@@ -1224,7 +1224,7 @@
     <w:r>
       <w:tab/>
       <w:tab/>
-      <w:t>2025-09-16</w:t>
+      <w:t>2025-09-17</w:t>
       <w:br/>
       <w:br/>
     </w:r>

--- a/klagomål/A 31590-2025 FSC-klagomål.docx
+++ b/klagomål/A 31590-2025 FSC-klagomål.docx
@@ -1224,7 +1224,7 @@
     <w:r>
       <w:tab/>
       <w:tab/>
-      <w:t>2025-09-17</w:t>
+      <w:t>2025-09-18</w:t>
       <w:br/>
       <w:br/>
     </w:r>

--- a/klagomål/A 31590-2025 FSC-klagomål.docx
+++ b/klagomål/A 31590-2025 FSC-klagomål.docx
@@ -1224,7 +1224,7 @@
     <w:r>
       <w:tab/>
       <w:tab/>
-      <w:t>2025-09-18</w:t>
+      <w:t>2025-09-22</w:t>
       <w:br/>
       <w:br/>
     </w:r>

--- a/klagomål/A 31590-2025 FSC-klagomål.docx
+++ b/klagomål/A 31590-2025 FSC-klagomål.docx
@@ -1224,7 +1224,7 @@
     <w:r>
       <w:tab/>
       <w:tab/>
-      <w:t>2025-09-22</w:t>
+      <w:t>2025-09-23</w:t>
       <w:br/>
       <w:br/>
     </w:r>

--- a/klagomål/A 31590-2025 FSC-klagomål.docx
+++ b/klagomål/A 31590-2025 FSC-klagomål.docx
@@ -1224,7 +1224,7 @@
     <w:r>
       <w:tab/>
       <w:tab/>
-      <w:t>2025-09-23</w:t>
+      <w:t>2025-09-24</w:t>
       <w:br/>
       <w:br/>
     </w:r>

--- a/klagomål/A 31590-2025 FSC-klagomål.docx
+++ b/klagomål/A 31590-2025 FSC-klagomål.docx
@@ -1224,7 +1224,7 @@
     <w:r>
       <w:tab/>
       <w:tab/>
-      <w:t>2025-09-24</w:t>
+      <w:t>2025-09-25</w:t>
       <w:br/>
       <w:br/>
     </w:r>

--- a/klagomål/A 31590-2025 FSC-klagomål.docx
+++ b/klagomål/A 31590-2025 FSC-klagomål.docx
@@ -1224,7 +1224,7 @@
     <w:r>
       <w:tab/>
       <w:tab/>
-      <w:t>2025-09-25</w:t>
+      <w:t>2025-09-26</w:t>
       <w:br/>
       <w:br/>
     </w:r>

--- a/klagomål/A 31590-2025 FSC-klagomål.docx
+++ b/klagomål/A 31590-2025 FSC-klagomål.docx
@@ -1224,7 +1224,7 @@
     <w:r>
       <w:tab/>
       <w:tab/>
-      <w:t>2025-09-26</w:t>
+      <w:t>2025-09-27</w:t>
       <w:br/>
       <w:br/>
     </w:r>

--- a/klagomål/A 31590-2025 FSC-klagomål.docx
+++ b/klagomål/A 31590-2025 FSC-klagomål.docx
@@ -1224,7 +1224,7 @@
     <w:r>
       <w:tab/>
       <w:tab/>
-      <w:t>2025-09-27</w:t>
+      <w:t>2025-09-28</w:t>
       <w:br/>
       <w:br/>
     </w:r>

--- a/klagomål/A 31590-2025 FSC-klagomål.docx
+++ b/klagomål/A 31590-2025 FSC-klagomål.docx
@@ -1224,7 +1224,7 @@
     <w:r>
       <w:tab/>
       <w:tab/>
-      <w:t>2025-09-28</w:t>
+      <w:t>2025-09-29</w:t>
       <w:br/>
       <w:br/>
     </w:r>

--- a/klagomål/A 31590-2025 FSC-klagomål.docx
+++ b/klagomål/A 31590-2025 FSC-klagomål.docx
@@ -1224,7 +1224,7 @@
     <w:r>
       <w:tab/>
       <w:tab/>
-      <w:t>2025-09-29</w:t>
+      <w:t>2025-09-30</w:t>
       <w:br/>
       <w:br/>
     </w:r>

--- a/klagomål/A 31590-2025 FSC-klagomål.docx
+++ b/klagomål/A 31590-2025 FSC-klagomål.docx
@@ -1224,7 +1224,7 @@
     <w:r>
       <w:tab/>
       <w:tab/>
-      <w:t>2025-09-30</w:t>
+      <w:t>2025-10-01</w:t>
       <w:br/>
       <w:br/>
     </w:r>

--- a/klagomål/A 31590-2025 FSC-klagomål.docx
+++ b/klagomål/A 31590-2025 FSC-klagomål.docx
@@ -1224,7 +1224,7 @@
     <w:r>
       <w:tab/>
       <w:tab/>
-      <w:t>2025-10-01</w:t>
+      <w:t>2025-10-02</w:t>
       <w:br/>
       <w:br/>
     </w:r>

--- a/klagomål/A 31590-2025 FSC-klagomål.docx
+++ b/klagomål/A 31590-2025 FSC-klagomål.docx
@@ -1224,7 +1224,7 @@
     <w:r>
       <w:tab/>
       <w:tab/>
-      <w:t>2025-10-02</w:t>
+      <w:t>2025-10-03</w:t>
       <w:br/>
       <w:br/>
     </w:r>

--- a/klagomål/A 31590-2025 FSC-klagomål.docx
+++ b/klagomål/A 31590-2025 FSC-klagomål.docx
@@ -1224,7 +1224,7 @@
     <w:r>
       <w:tab/>
       <w:tab/>
-      <w:t>2025-10-03</w:t>
+      <w:t>2025-10-04</w:t>
       <w:br/>
       <w:br/>
     </w:r>

--- a/klagomål/A 31590-2025 FSC-klagomål.docx
+++ b/klagomål/A 31590-2025 FSC-klagomål.docx
@@ -1224,7 +1224,7 @@
     <w:r>
       <w:tab/>
       <w:tab/>
-      <w:t>2025-10-04</w:t>
+      <w:t>2025-10-05</w:t>
       <w:br/>
       <w:br/>
     </w:r>

--- a/klagomål/A 31590-2025 FSC-klagomål.docx
+++ b/klagomål/A 31590-2025 FSC-klagomål.docx
@@ -1224,7 +1224,7 @@
     <w:r>
       <w:tab/>
       <w:tab/>
-      <w:t>2025-10-05</w:t>
+      <w:t>2025-10-06</w:t>
       <w:br/>
       <w:br/>
     </w:r>

--- a/klagomål/A 31590-2025 FSC-klagomål.docx
+++ b/klagomål/A 31590-2025 FSC-klagomål.docx
@@ -1224,7 +1224,7 @@
     <w:r>
       <w:tab/>
       <w:tab/>
-      <w:t>2025-10-06</w:t>
+      <w:t>2025-10-07</w:t>
       <w:br/>
       <w:br/>
     </w:r>

--- a/klagomål/A 31590-2025 FSC-klagomål.docx
+++ b/klagomål/A 31590-2025 FSC-klagomål.docx
@@ -1224,7 +1224,7 @@
     <w:r>
       <w:tab/>
       <w:tab/>
-      <w:t>2025-10-07</w:t>
+      <w:t>2025-10-08</w:t>
       <w:br/>
       <w:br/>
     </w:r>

--- a/klagomål/A 31590-2025 FSC-klagomål.docx
+++ b/klagomål/A 31590-2025 FSC-klagomål.docx
@@ -1224,7 +1224,7 @@
     <w:r>
       <w:tab/>
       <w:tab/>
-      <w:t>2025-10-08</w:t>
+      <w:t>2025-10-09</w:t>
       <w:br/>
       <w:br/>
     </w:r>

--- a/klagomål/A 31590-2025 FSC-klagomål.docx
+++ b/klagomål/A 31590-2025 FSC-klagomål.docx
@@ -168,7 +168,7 @@
     </w:p>
     <w:p>
       <w:r>
-        <w:t>Detta dokument behandlar höga naturvärden i avverkningsanmälan A 31590-2025 i Gävle kommun. Denna avverkningsanmälan inkom 2025-06-25 16:41:19 och omfattar 4,5 ha.</w:t>
+        <w:t>Detta dokument behandlar höga naturvärden i avverkningsanmälan A 31590-2025 i Gävle kommun. Denna avverkningsanmälan inkom 2025-06-25 00:00:00 och omfattar 4,5 ha.</w:t>
       </w:r>
     </w:p>
     <w:p>
@@ -1224,7 +1224,7 @@
     <w:r>
       <w:tab/>
       <w:tab/>
-      <w:t>2025-10-09</w:t>
+      <w:t>2025-10-10</w:t>
       <w:br/>
       <w:br/>
     </w:r>

--- a/klagomål/A 31590-2025 FSC-klagomål.docx
+++ b/klagomål/A 31590-2025 FSC-klagomål.docx
@@ -1224,7 +1224,7 @@
     <w:r>
       <w:tab/>
       <w:tab/>
-      <w:t>2025-10-10</w:t>
+      <w:t>2025-10-11</w:t>
       <w:br/>
       <w:br/>
     </w:r>

--- a/klagomål/A 31590-2025 FSC-klagomål.docx
+++ b/klagomål/A 31590-2025 FSC-klagomål.docx
@@ -1224,7 +1224,7 @@
     <w:r>
       <w:tab/>
       <w:tab/>
-      <w:t>2025-10-16</w:t>
+      <w:t>2025-10-17</w:t>
       <w:br/>
       <w:br/>
     </w:r>

--- a/klagomål/A 31590-2025 FSC-klagomål.docx
+++ b/klagomål/A 31590-2025 FSC-klagomål.docx
@@ -1224,7 +1224,7 @@
     <w:r>
       <w:tab/>
       <w:tab/>
-      <w:t>2025-10-17</w:t>
+      <w:t>2025-10-18</w:t>
       <w:br/>
       <w:br/>
     </w:r>

--- a/klagomål/A 31590-2025 FSC-klagomål.docx
+++ b/klagomål/A 31590-2025 FSC-klagomål.docx
@@ -1224,7 +1224,7 @@
     <w:r>
       <w:tab/>
       <w:tab/>
-      <w:t>2025-10-18</w:t>
+      <w:t>2025-10-19</w:t>
       <w:br/>
       <w:br/>
     </w:r>

--- a/klagomål/A 31590-2025 FSC-klagomål.docx
+++ b/klagomål/A 31590-2025 FSC-klagomål.docx
@@ -1224,7 +1224,7 @@
     <w:r>
       <w:tab/>
       <w:tab/>
-      <w:t>2025-10-19</w:t>
+      <w:t>2025-10-20</w:t>
       <w:br/>
       <w:br/>
     </w:r>

--- a/klagomål/A 31590-2025 FSC-klagomål.docx
+++ b/klagomål/A 31590-2025 FSC-klagomål.docx
@@ -1224,7 +1224,7 @@
     <w:r>
       <w:tab/>
       <w:tab/>
-      <w:t>2025-10-20</w:t>
+      <w:t>2025-10-21</w:t>
       <w:br/>
       <w:br/>
     </w:r>

--- a/klagomål/A 31590-2025 FSC-klagomål.docx
+++ b/klagomål/A 31590-2025 FSC-klagomål.docx
@@ -361,7 +361,7 @@
         <w:t>Pucciniastrum goodyerae</w:t>
       </w:r>
       <w:r>
-        <w:t xml:space="preserve"> är klassad som NE (ej bedömd) i rödlistan(SLU Artdatabanken, 2024).</w:t>
+        <w:t xml:space="preserve"> är klassad som NE (ej bedömd) i rödlistan (SLU Artdatabanken, 2024).</w:t>
       </w:r>
     </w:p>
     <w:p>
@@ -434,6 +434,17 @@
     </w:p>
     <w:p>
       <w:r>
+        <w:rPr>
+          <w:b/>
+        </w:rPr>
+        <w:t>Tjäder (§4)</w:t>
+      </w:r>
+      <w:r>
+        <w:t xml:space="preserve"> är en utpräglad skogsfågel knuten till större sammanhängande barrskogsområden. Tupparna och hönorna utnyttjar till viss del olika miljöer, och habitatvalet varierar dessutom mellan olika delar av året. För att det ska finnas livskraftiga tjäderbestånd krävs funktionella skogslandskap med en blandning av uppvuxen, gles och luckig skog, täta sumpskogar, myrar och andra små våtmarker. Arten försvinner när skogen fragmenteras och den sammanlagda arealen hyggen och andra öppna områden blir för stor. Ett småskaligt och försiktigt virkesuttag genom hyggesfria metoder kan i vissa fall vara möjligt i området inom 200 m från lekcentrum. Längre ut från lekcentrum, inom 200–500 m bör den avverkade ytan inte överskrida 1 hektar för att undvika alltför stora och snabba förändringar (Skogsstyrelsen, 2019).</w:t>
+      </w:r>
+    </w:p>
+    <w:p>
+      <w:r>
         <w:t>I BILAGA 1 finns mer detaljerad information om ekologi samt krav på livsmiljö hos fridlysta arter.</w:t>
       </w:r>
     </w:p>
@@ -1224,7 +1235,7 @@
     <w:r>
       <w:tab/>
       <w:tab/>
-      <w:t>2025-10-21</w:t>
+      <w:t>2025-10-22</w:t>
       <w:br/>
       <w:br/>
     </w:r>

--- a/klagomål/A 31590-2025 FSC-klagomål.docx
+++ b/klagomål/A 31590-2025 FSC-klagomål.docx
@@ -1235,7 +1235,7 @@
     <w:r>
       <w:tab/>
       <w:tab/>
-      <w:t>2025-10-22</w:t>
+      <w:t>2025-10-23</w:t>
       <w:br/>
       <w:br/>
     </w:r>

--- a/klagomål/A 31590-2025 FSC-klagomål.docx
+++ b/klagomål/A 31590-2025 FSC-klagomål.docx
@@ -1235,7 +1235,7 @@
     <w:r>
       <w:tab/>
       <w:tab/>
-      <w:t>2025-10-23</w:t>
+      <w:t>2025-10-24</w:t>
       <w:br/>
       <w:br/>
     </w:r>

--- a/klagomål/A 31590-2025 FSC-klagomål.docx
+++ b/klagomål/A 31590-2025 FSC-klagomål.docx
@@ -1235,7 +1235,7 @@
     <w:r>
       <w:tab/>
       <w:tab/>
-      <w:t>2025-10-24</w:t>
+      <w:t>2025-10-25</w:t>
       <w:br/>
       <w:br/>
     </w:r>

--- a/klagomål/A 31590-2025 FSC-klagomål.docx
+++ b/klagomål/A 31590-2025 FSC-klagomål.docx
@@ -1235,7 +1235,7 @@
     <w:r>
       <w:tab/>
       <w:tab/>
-      <w:t>2025-10-25</w:t>
+      <w:t>2025-10-26</w:t>
       <w:br/>
       <w:br/>
     </w:r>

--- a/klagomål/A 31590-2025 FSC-klagomål.docx
+++ b/klagomål/A 31590-2025 FSC-klagomål.docx
@@ -1235,7 +1235,7 @@
     <w:r>
       <w:tab/>
       <w:tab/>
-      <w:t>2025-10-26</w:t>
+      <w:t>2025-10-27</w:t>
       <w:br/>
       <w:br/>
     </w:r>

--- a/klagomål/A 31590-2025 FSC-klagomål.docx
+++ b/klagomål/A 31590-2025 FSC-klagomål.docx
@@ -1235,7 +1235,7 @@
     <w:r>
       <w:tab/>
       <w:tab/>
-      <w:t>2025-10-27</w:t>
+      <w:t>2025-10-28</w:t>
       <w:br/>
       <w:br/>
     </w:r>

--- a/klagomål/A 31590-2025 FSC-klagomål.docx
+++ b/klagomål/A 31590-2025 FSC-klagomål.docx
@@ -1235,7 +1235,7 @@
     <w:r>
       <w:tab/>
       <w:tab/>
-      <w:t>2025-10-28</w:t>
+      <w:t>2025-10-29</w:t>
       <w:br/>
       <w:br/>
     </w:r>

--- a/klagomål/A 31590-2025 FSC-klagomål.docx
+++ b/klagomål/A 31590-2025 FSC-klagomål.docx
@@ -1235,7 +1235,7 @@
     <w:r>
       <w:tab/>
       <w:tab/>
-      <w:t>2025-10-29</w:t>
+      <w:t>2025-10-30</w:t>
       <w:br/>
       <w:br/>
     </w:r>

--- a/klagomål/A 31590-2025 FSC-klagomål.docx
+++ b/klagomål/A 31590-2025 FSC-klagomål.docx
@@ -1235,7 +1235,7 @@
     <w:r>
       <w:tab/>
       <w:tab/>
-      <w:t>2025-10-30</w:t>
+      <w:t>2025-10-31</w:t>
       <w:br/>
       <w:br/>
     </w:r>

--- a/klagomål/A 31590-2025 FSC-klagomål.docx
+++ b/klagomål/A 31590-2025 FSC-klagomål.docx
@@ -1235,7 +1235,7 @@
     <w:r>
       <w:tab/>
       <w:tab/>
-      <w:t>2025-10-31</w:t>
+      <w:t>2025-11-01</w:t>
       <w:br/>
       <w:br/>
     </w:r>

--- a/klagomål/A 31590-2025 FSC-klagomål.docx
+++ b/klagomål/A 31590-2025 FSC-klagomål.docx
@@ -1235,7 +1235,7 @@
     <w:r>
       <w:tab/>
       <w:tab/>
-      <w:t>2025-11-01</w:t>
+      <w:t>2025-11-02</w:t>
       <w:br/>
       <w:br/>
     </w:r>

--- a/klagomål/A 31590-2025 FSC-klagomål.docx
+++ b/klagomål/A 31590-2025 FSC-klagomål.docx
@@ -1235,7 +1235,7 @@
     <w:r>
       <w:tab/>
       <w:tab/>
-      <w:t>2025-11-02</w:t>
+      <w:t>2025-11-03</w:t>
       <w:br/>
       <w:br/>
     </w:r>

--- a/klagomål/A 31590-2025 FSC-klagomål.docx
+++ b/klagomål/A 31590-2025 FSC-klagomål.docx
@@ -1235,7 +1235,7 @@
     <w:r>
       <w:tab/>
       <w:tab/>
-      <w:t>2025-11-03</w:t>
+      <w:t>2025-11-04</w:t>
       <w:br/>
       <w:br/>
     </w:r>

--- a/klagomål/A 31590-2025 FSC-klagomål.docx
+++ b/klagomål/A 31590-2025 FSC-klagomål.docx
@@ -1235,7 +1235,7 @@
     <w:r>
       <w:tab/>
       <w:tab/>
-      <w:t>2025-11-04</w:t>
+      <w:t>2025-11-05</w:t>
       <w:br/>
       <w:br/>
     </w:r>

--- a/klagomål/A 31590-2025 FSC-klagomål.docx
+++ b/klagomål/A 31590-2025 FSC-klagomål.docx
@@ -1235,7 +1235,7 @@
     <w:r>
       <w:tab/>
       <w:tab/>
-      <w:t>2025-11-05</w:t>
+      <w:t>2025-11-06</w:t>
       <w:br/>
       <w:br/>
     </w:r>

--- a/klagomål/A 31590-2025 FSC-klagomål.docx
+++ b/klagomål/A 31590-2025 FSC-klagomål.docx
@@ -1235,7 +1235,7 @@
     <w:r>
       <w:tab/>
       <w:tab/>
-      <w:t>2025-11-06</w:t>
+      <w:t>2025-11-07</w:t>
       <w:br/>
       <w:br/>
     </w:r>

--- a/klagomål/A 31590-2025 FSC-klagomål.docx
+++ b/klagomål/A 31590-2025 FSC-klagomål.docx
@@ -1235,7 +1235,7 @@
     <w:r>
       <w:tab/>
       <w:tab/>
-      <w:t>2025-11-07</w:t>
+      <w:t>2025-11-08</w:t>
       <w:br/>
       <w:br/>
     </w:r>

--- a/klagomål/A 31590-2025 FSC-klagomål.docx
+++ b/klagomål/A 31590-2025 FSC-klagomål.docx
@@ -1235,7 +1235,7 @@
     <w:r>
       <w:tab/>
       <w:tab/>
-      <w:t>2025-11-08</w:t>
+      <w:t>2025-11-09</w:t>
       <w:br/>
       <w:br/>
     </w:r>

--- a/klagomål/A 31590-2025 FSC-klagomål.docx
+++ b/klagomål/A 31590-2025 FSC-klagomål.docx
@@ -1235,7 +1235,7 @@
     <w:r>
       <w:tab/>
       <w:tab/>
-      <w:t>2025-11-09</w:t>
+      <w:t>2025-11-10</w:t>
       <w:br/>
       <w:br/>
     </w:r>

--- a/klagomål/A 31590-2025 FSC-klagomål.docx
+++ b/klagomål/A 31590-2025 FSC-klagomål.docx
@@ -1235,7 +1235,7 @@
     <w:r>
       <w:tab/>
       <w:tab/>
-      <w:t>2025-11-10</w:t>
+      <w:t>2025-11-11</w:t>
       <w:br/>
       <w:br/>
     </w:r>

--- a/klagomål/A 31590-2025 FSC-klagomål.docx
+++ b/klagomål/A 31590-2025 FSC-klagomål.docx
@@ -1235,7 +1235,7 @@
     <w:r>
       <w:tab/>
       <w:tab/>
-      <w:t>2025-11-11</w:t>
+      <w:t>2025-11-12</w:t>
       <w:br/>
       <w:br/>
     </w:r>

--- a/klagomål/A 31590-2025 FSC-klagomål.docx
+++ b/klagomål/A 31590-2025 FSC-klagomål.docx
@@ -1235,7 +1235,7 @@
     <w:r>
       <w:tab/>
       <w:tab/>
-      <w:t>2025-11-12</w:t>
+      <w:t>2025-11-13</w:t>
       <w:br/>
       <w:br/>
     </w:r>

--- a/klagomål/A 31590-2025 FSC-klagomål.docx
+++ b/klagomål/A 31590-2025 FSC-klagomål.docx
@@ -1235,7 +1235,7 @@
     <w:r>
       <w:tab/>
       <w:tab/>
-      <w:t>2025-11-13</w:t>
+      <w:t>2025-11-14</w:t>
       <w:br/>
       <w:br/>
     </w:r>

--- a/klagomål/A 31590-2025 FSC-klagomål.docx
+++ b/klagomål/A 31590-2025 FSC-klagomål.docx
@@ -1235,7 +1235,7 @@
     <w:r>
       <w:tab/>
       <w:tab/>
-      <w:t>2025-11-14</w:t>
+      <w:t>2025-11-15</w:t>
       <w:br/>
       <w:br/>
     </w:r>

--- a/klagomål/A 31590-2025 FSC-klagomål.docx
+++ b/klagomål/A 31590-2025 FSC-klagomål.docx
@@ -1235,7 +1235,7 @@
     <w:r>
       <w:tab/>
       <w:tab/>
-      <w:t>2025-11-15</w:t>
+      <w:t>2025-11-20</w:t>
       <w:br/>
       <w:br/>
     </w:r>

--- a/klagomål/A 31590-2025 FSC-klagomål.docx
+++ b/klagomål/A 31590-2025 FSC-klagomål.docx
@@ -1235,7 +1235,7 @@
     <w:r>
       <w:tab/>
       <w:tab/>
-      <w:t>2025-11-20</w:t>
+      <w:t>2025-11-21</w:t>
       <w:br/>
       <w:br/>
     </w:r>

--- a/klagomål/A 31590-2025 FSC-klagomål.docx
+++ b/klagomål/A 31590-2025 FSC-klagomål.docx
@@ -1235,7 +1235,7 @@
     <w:r>
       <w:tab/>
       <w:tab/>
-      <w:t>2025-11-21</w:t>
+      <w:t>2025-11-22</w:t>
       <w:br/>
       <w:br/>
     </w:r>

--- a/klagomål/A 31590-2025 FSC-klagomål.docx
+++ b/klagomål/A 31590-2025 FSC-klagomål.docx
@@ -1235,7 +1235,7 @@
     <w:r>
       <w:tab/>
       <w:tab/>
-      <w:t>2025-11-22</w:t>
+      <w:t>2025-11-23</w:t>
       <w:br/>
       <w:br/>
     </w:r>

--- a/klagomål/A 31590-2025 FSC-klagomål.docx
+++ b/klagomål/A 31590-2025 FSC-klagomål.docx
@@ -1235,7 +1235,7 @@
     <w:r>
       <w:tab/>
       <w:tab/>
-      <w:t>2025-11-23</w:t>
+      <w:t>2025-11-24</w:t>
       <w:br/>
       <w:br/>
     </w:r>

--- a/klagomål/A 31590-2025 FSC-klagomål.docx
+++ b/klagomål/A 31590-2025 FSC-klagomål.docx
@@ -1235,7 +1235,7 @@
     <w:r>
       <w:tab/>
       <w:tab/>
-      <w:t>2025-11-24</w:t>
+      <w:t>2025-11-25</w:t>
       <w:br/>
       <w:br/>
     </w:r>

--- a/klagomål/A 31590-2025 FSC-klagomål.docx
+++ b/klagomål/A 31590-2025 FSC-klagomål.docx
@@ -1235,7 +1235,7 @@
     <w:r>
       <w:tab/>
       <w:tab/>
-      <w:t>2025-11-25</w:t>
+      <w:t>2025-11-26</w:t>
       <w:br/>
       <w:br/>
     </w:r>

--- a/klagomål/A 31590-2025 FSC-klagomål.docx
+++ b/klagomål/A 31590-2025 FSC-klagomål.docx
@@ -1235,7 +1235,7 @@
     <w:r>
       <w:tab/>
       <w:tab/>
-      <w:t>2025-11-26</w:t>
+      <w:t>2025-11-27</w:t>
       <w:br/>
       <w:br/>
     </w:r>

--- a/klagomål/A 31590-2025 FSC-klagomål.docx
+++ b/klagomål/A 31590-2025 FSC-klagomål.docx
@@ -1235,7 +1235,7 @@
     <w:r>
       <w:tab/>
       <w:tab/>
-      <w:t>2025-11-27</w:t>
+      <w:t>2025-11-28</w:t>
       <w:br/>
       <w:br/>
     </w:r>

--- a/klagomål/A 31590-2025 FSC-klagomål.docx
+++ b/klagomål/A 31590-2025 FSC-klagomål.docx
@@ -1235,7 +1235,7 @@
     <w:r>
       <w:tab/>
       <w:tab/>
-      <w:t>2025-11-28</w:t>
+      <w:t>2025-11-29</w:t>
       <w:br/>
       <w:br/>
     </w:r>

--- a/klagomål/A 31590-2025 FSC-klagomål.docx
+++ b/klagomål/A 31590-2025 FSC-klagomål.docx
@@ -1235,7 +1235,7 @@
     <w:r>
       <w:tab/>
       <w:tab/>
-      <w:t>2025-11-29</w:t>
+      <w:t>2025-11-30</w:t>
       <w:br/>
       <w:br/>
     </w:r>

--- a/klagomål/A 31590-2025 FSC-klagomål.docx
+++ b/klagomål/A 31590-2025 FSC-klagomål.docx
@@ -1235,7 +1235,7 @@
     <w:r>
       <w:tab/>
       <w:tab/>
-      <w:t>2025-11-30</w:t>
+      <w:t>2025-12-01</w:t>
       <w:br/>
       <w:br/>
     </w:r>

--- a/klagomål/A 31590-2025 FSC-klagomål.docx
+++ b/klagomål/A 31590-2025 FSC-klagomål.docx
@@ -1235,7 +1235,7 @@
     <w:r>
       <w:tab/>
       <w:tab/>
-      <w:t>2025-12-01</w:t>
+      <w:t>2025-12-02</w:t>
       <w:br/>
       <w:br/>
     </w:r>

--- a/klagomål/A 31590-2025 FSC-klagomål.docx
+++ b/klagomål/A 31590-2025 FSC-klagomål.docx
@@ -1235,7 +1235,7 @@
     <w:r>
       <w:tab/>
       <w:tab/>
-      <w:t>2025-12-02</w:t>
+      <w:t>2025-12-03</w:t>
       <w:br/>
       <w:br/>
     </w:r>

--- a/klagomål/A 31590-2025 FSC-klagomål.docx
+++ b/klagomål/A 31590-2025 FSC-klagomål.docx
@@ -1235,7 +1235,7 @@
     <w:r>
       <w:tab/>
       <w:tab/>
-      <w:t>2025-12-03</w:t>
+      <w:t>2025-12-04</w:t>
       <w:br/>
       <w:br/>
     </w:r>

--- a/klagomål/A 31590-2025 FSC-klagomål.docx
+++ b/klagomål/A 31590-2025 FSC-klagomål.docx
@@ -1235,7 +1235,7 @@
     <w:r>
       <w:tab/>
       <w:tab/>
-      <w:t>2025-12-04</w:t>
+      <w:t>2025-12-05</w:t>
       <w:br/>
       <w:br/>
     </w:r>

--- a/klagomål/A 31590-2025 FSC-klagomål.docx
+++ b/klagomål/A 31590-2025 FSC-klagomål.docx
@@ -1235,7 +1235,7 @@
     <w:r>
       <w:tab/>
       <w:tab/>
-      <w:t>2025-12-05</w:t>
+      <w:t>2025-12-06</w:t>
       <w:br/>
       <w:br/>
     </w:r>

--- a/klagomål/A 31590-2025 FSC-klagomål.docx
+++ b/klagomål/A 31590-2025 FSC-klagomål.docx
@@ -1235,7 +1235,7 @@
     <w:r>
       <w:tab/>
       <w:tab/>
-      <w:t>2025-12-06</w:t>
+      <w:t>2025-12-07</w:t>
       <w:br/>
       <w:br/>
     </w:r>

--- a/klagomål/A 31590-2025 FSC-klagomål.docx
+++ b/klagomål/A 31590-2025 FSC-klagomål.docx
@@ -1235,7 +1235,7 @@
     <w:r>
       <w:tab/>
       <w:tab/>
-      <w:t>2025-12-07</w:t>
+      <w:t>2025-12-08</w:t>
       <w:br/>
       <w:br/>
     </w:r>
